--- a/Hiking_Trip/7.2 Agenda v2.docx
+++ b/Hiking_Trip/7.2 Agenda v2.docx
@@ -763,14 +763,6 @@
                 <w:szCs w:val="20"/>
               </w:rPr>
             </w:pPr>
-            <w:r>
-              <w:rPr>
-                <w:rFonts w:ascii="Architects Daughter" w:hAnsi="Architects Daughter"/>
-                <w:sz w:val="20"/>
-                <w:szCs w:val="20"/>
-              </w:rPr>
-              <w:t>Cook birthday brunch</w:t>
-            </w:r>
           </w:p>
         </w:tc>
       </w:tr>
@@ -820,7 +812,7 @@
                 <w:sz w:val="20"/>
                 <w:szCs w:val="20"/>
               </w:rPr>
-              <w:t>Clean up for the party</w:t>
+              <w:t>Cook birthday brunch</w:t>
             </w:r>
           </w:p>
         </w:tc>
@@ -912,6 +904,8 @@
               <w:pStyle w:val="NoSpacing"/>
               <w:rPr>
                 <w:rFonts w:ascii="Architects Daughter" w:hAnsi="Architects Daughter"/>
+                <w:b/>
+                <w:bCs/>
                 <w:sz w:val="20"/>
                 <w:szCs w:val="20"/>
               </w:rPr>
@@ -919,6 +913,8 @@
             <w:r>
               <w:rPr>
                 <w:rFonts w:ascii="Architects Daughter" w:hAnsi="Architects Daughter"/>
+                <w:b/>
+                <w:bCs/>
                 <w:sz w:val="20"/>
                 <w:szCs w:val="20"/>
               </w:rPr>
@@ -963,6 +959,8 @@
               <w:pStyle w:val="NoSpacing"/>
               <w:rPr>
                 <w:rFonts w:ascii="Architects Daughter" w:hAnsi="Architects Daughter"/>
+                <w:b/>
+                <w:bCs/>
                 <w:sz w:val="20"/>
                 <w:szCs w:val="20"/>
               </w:rPr>
@@ -970,6 +968,8 @@
             <w:r>
               <w:rPr>
                 <w:rFonts w:ascii="Architects Daughter" w:hAnsi="Architects Daughter"/>
+                <w:b/>
+                <w:bCs/>
                 <w:sz w:val="20"/>
                 <w:szCs w:val="20"/>
               </w:rPr>
@@ -1014,6 +1014,8 @@
               <w:pStyle w:val="NoSpacing"/>
               <w:rPr>
                 <w:rFonts w:ascii="Architects Daughter" w:hAnsi="Architects Daughter"/>
+                <w:b/>
+                <w:bCs/>
                 <w:sz w:val="20"/>
                 <w:szCs w:val="20"/>
               </w:rPr>
@@ -1021,6 +1023,8 @@
             <w:r>
               <w:rPr>
                 <w:rFonts w:ascii="Architects Daughter" w:hAnsi="Architects Daughter"/>
+                <w:b/>
+                <w:bCs/>
                 <w:sz w:val="20"/>
                 <w:szCs w:val="20"/>
               </w:rPr>
@@ -1065,6 +1069,8 @@
               <w:pStyle w:val="NoSpacing"/>
               <w:rPr>
                 <w:rFonts w:ascii="Architects Daughter" w:hAnsi="Architects Daughter"/>
+                <w:b/>
+                <w:bCs/>
                 <w:sz w:val="20"/>
                 <w:szCs w:val="20"/>
               </w:rPr>
@@ -1072,6 +1078,8 @@
             <w:r>
               <w:rPr>
                 <w:rFonts w:ascii="Architects Daughter" w:hAnsi="Architects Daughter"/>
+                <w:b/>
+                <w:bCs/>
                 <w:sz w:val="20"/>
                 <w:szCs w:val="20"/>
               </w:rPr>
@@ -1116,6 +1124,8 @@
               <w:pStyle w:val="NoSpacing"/>
               <w:rPr>
                 <w:rFonts w:ascii="Architects Daughter" w:hAnsi="Architects Daughter"/>
+                <w:b/>
+                <w:bCs/>
                 <w:sz w:val="20"/>
                 <w:szCs w:val="20"/>
               </w:rPr>
@@ -1123,6 +1133,8 @@
             <w:r>
               <w:rPr>
                 <w:rFonts w:ascii="Architects Daughter" w:hAnsi="Architects Daughter"/>
+                <w:b/>
+                <w:bCs/>
                 <w:sz w:val="20"/>
                 <w:szCs w:val="20"/>
               </w:rPr>
@@ -1167,6 +1179,8 @@
               <w:pStyle w:val="NoSpacing"/>
               <w:rPr>
                 <w:rFonts w:ascii="Architects Daughter" w:hAnsi="Architects Daughter"/>
+                <w:b/>
+                <w:bCs/>
                 <w:sz w:val="20"/>
                 <w:szCs w:val="20"/>
               </w:rPr>
@@ -1174,6 +1188,8 @@
             <w:r>
               <w:rPr>
                 <w:rFonts w:ascii="Architects Daughter" w:hAnsi="Architects Daughter"/>
+                <w:b/>
+                <w:bCs/>
                 <w:sz w:val="20"/>
                 <w:szCs w:val="20"/>
               </w:rPr>
@@ -1709,7 +1725,15 @@
                                 <w:sz w:val="22"/>
                                 <w:szCs w:val="22"/>
                               </w:rPr>
-                              <w:t xml:space="preserve">But </w:t>
+                              <w:t xml:space="preserve">I just </w:t>
+                            </w:r>
+                            <w:r>
+                              <w:rPr>
+                                <w:rFonts w:ascii="Architects Daughter" w:hAnsi="Architects Daughter"/>
+                                <w:sz w:val="22"/>
+                                <w:szCs w:val="22"/>
+                              </w:rPr>
+                              <w:t xml:space="preserve">need to run some </w:t>
                             </w:r>
                             <w:r>
                               <w:rPr>
@@ -1718,9 +1742,8 @@
                                 <w:bCs/>
                                 <w:sz w:val="22"/>
                                 <w:szCs w:val="22"/>
-                                <w:u w:val="single"/>
                               </w:rPr>
-                              <w:t>first</w:t>
+                              <w:t>errands</w:t>
                             </w:r>
                             <w:r>
                               <w:rPr>
@@ -1728,7 +1751,7 @@
                                 <w:sz w:val="22"/>
                                 <w:szCs w:val="22"/>
                               </w:rPr>
-                              <w:t xml:space="preserve">, I need to run some errands </w:t>
+                              <w:t xml:space="preserve"> </w:t>
                             </w:r>
                           </w:p>
                         </w:txbxContent>
@@ -1797,7 +1820,15 @@
                           <w:sz w:val="22"/>
                           <w:szCs w:val="22"/>
                         </w:rPr>
-                        <w:t xml:space="preserve">But </w:t>
+                        <w:t xml:space="preserve">I just </w:t>
+                      </w:r>
+                      <w:r>
+                        <w:rPr>
+                          <w:rFonts w:ascii="Architects Daughter" w:hAnsi="Architects Daughter"/>
+                          <w:sz w:val="22"/>
+                          <w:szCs w:val="22"/>
+                        </w:rPr>
+                        <w:t xml:space="preserve">need to run some </w:t>
                       </w:r>
                       <w:r>
                         <w:rPr>
@@ -1806,9 +1837,8 @@
                           <w:bCs/>
                           <w:sz w:val="22"/>
                           <w:szCs w:val="22"/>
-                          <w:u w:val="single"/>
                         </w:rPr>
-                        <w:t>first</w:t>
+                        <w:t>errands</w:t>
                       </w:r>
                       <w:r>
                         <w:rPr>
@@ -1816,7 +1846,7 @@
                           <w:sz w:val="22"/>
                           <w:szCs w:val="22"/>
                         </w:rPr>
-                        <w:t xml:space="preserve">, I need to run some errands </w:t>
+                        <w:t xml:space="preserve"> </w:t>
                       </w:r>
                     </w:p>
                   </w:txbxContent>

--- a/Hiking_Trip/7.2 Agenda v2.docx
+++ b/Hiking_Trip/7.2 Agenda v2.docx
@@ -346,7 +346,19 @@
           <w:sz w:val="20"/>
           <w:szCs w:val="20"/>
         </w:rPr>
-        <w:t xml:space="preserve">  6 / 3</w:t>
+        <w:t xml:space="preserve">  </w:t>
+      </w:r>
+      <w:r>
+        <w:rPr>
+          <w:rFonts w:ascii="Architects Daughter" w:hAnsi="Architects Daughter"/>
+          <w:b/>
+          <w:bCs/>
+          <w:i/>
+          <w:iCs/>
+          <w:sz w:val="20"/>
+          <w:szCs w:val="20"/>
+        </w:rPr>
+        <w:t>6 / 3</w:t>
       </w:r>
     </w:p>
     <w:p>
@@ -1856,6 +1868,14 @@
           </mc:Fallback>
         </mc:AlternateContent>
       </w:r>
+    </w:p>
+    <w:p>
+      <w:pPr>
+        <w:rPr>
+          <w:sz w:val="16"/>
+          <w:szCs w:val="16"/>
+        </w:rPr>
+      </w:pPr>
     </w:p>
     <w:p>
       <w:pPr>
